--- a/Exercise DB/HE190591-HungND.docx
+++ b/Exercise DB/HE190591-HungND.docx
@@ -205,13 +205,13 @@
       <w:r>
         <w:rPr>
           <w:rFonts w:ascii="Times New Roman" w:hAnsi="Times New Roman" w:cs="Times New Roman"/>
-          <w:sz w:val="26"/>
-          <w:szCs w:val="26"/>
-        </w:rPr>
-        <w:lastRenderedPageBreak/>
+          <w:noProof/>
+          <w:sz w:val="26"/>
+          <w:szCs w:val="26"/>
+        </w:rPr>
         <w:drawing>
-          <wp:inline distT="0" distB="0" distL="0" distR="0" wp14:anchorId="45CF48AA" wp14:editId="467E704A">
-            <wp:extent cx="5318760" cy="5698915"/>
+          <wp:inline distT="0" distB="0" distL="0" distR="0" wp14:anchorId="45CF48AA" wp14:editId="1C5286CB">
+            <wp:extent cx="5036820" cy="5396823"/>
             <wp:effectExtent l="0" t="0" r="0" b="0"/>
             <wp:docPr id="1667878658" name="Picture 1"/>
             <wp:cNvGraphicFramePr>
@@ -233,7 +233,7 @@
                   <pic:spPr>
                     <a:xfrm>
                       <a:off x="0" y="0"/>
-                      <a:ext cx="5330463" cy="5711454"/>
+                      <a:ext cx="5049258" cy="5410150"/>
                     </a:xfrm>
                     <a:prstGeom prst="rect">
                       <a:avLst/>
@@ -264,6 +264,7 @@
           <w:sz w:val="26"/>
           <w:szCs w:val="26"/>
         </w:rPr>
+        <w:lastRenderedPageBreak/>
         <w:t xml:space="preserve">Liệt kê sinh viên nữ. </w:t>
       </w:r>
     </w:p>
@@ -278,10 +279,10 @@
       <w:r>
         <w:rPr>
           <w:rFonts w:ascii="Times New Roman" w:hAnsi="Times New Roman" w:cs="Times New Roman"/>
-          <w:sz w:val="26"/>
-          <w:szCs w:val="26"/>
-        </w:rPr>
-        <w:lastRenderedPageBreak/>
+          <w:noProof/>
+          <w:sz w:val="26"/>
+          <w:szCs w:val="26"/>
+        </w:rPr>
         <w:drawing>
           <wp:inline distT="0" distB="0" distL="0" distR="0" wp14:anchorId="2D6D6699" wp14:editId="7B2E857B">
             <wp:extent cx="5943600" cy="4355465"/>
@@ -351,6 +352,7 @@
       <w:r>
         <w:rPr>
           <w:rFonts w:ascii="Times New Roman" w:hAnsi="Times New Roman" w:cs="Times New Roman"/>
+          <w:noProof/>
           <w:sz w:val="26"/>
           <w:szCs w:val="26"/>
         </w:rPr>
@@ -424,6 +426,7 @@
       <w:r>
         <w:rPr>
           <w:rFonts w:ascii="Times New Roman" w:hAnsi="Times New Roman" w:cs="Times New Roman"/>
+          <w:noProof/>
           <w:sz w:val="26"/>
           <w:szCs w:val="26"/>
         </w:rPr>
@@ -497,6 +500,7 @@
       <w:r>
         <w:rPr>
           <w:rFonts w:ascii="Times New Roman" w:hAnsi="Times New Roman" w:cs="Times New Roman"/>
+          <w:noProof/>
           <w:sz w:val="26"/>
           <w:szCs w:val="26"/>
         </w:rPr>
@@ -570,6 +574,7 @@
       <w:r>
         <w:rPr>
           <w:rFonts w:ascii="Times New Roman" w:hAnsi="Times New Roman" w:cs="Times New Roman"/>
+          <w:noProof/>
           <w:sz w:val="26"/>
           <w:szCs w:val="26"/>
         </w:rPr>
@@ -643,6 +648,7 @@
       <w:r>
         <w:rPr>
           <w:rFonts w:ascii="Times New Roman" w:hAnsi="Times New Roman" w:cs="Times New Roman"/>
+          <w:noProof/>
           <w:sz w:val="26"/>
           <w:szCs w:val="26"/>
         </w:rPr>
@@ -716,6 +722,7 @@
       <w:r>
         <w:rPr>
           <w:rFonts w:ascii="Times New Roman" w:hAnsi="Times New Roman" w:cs="Times New Roman"/>
+          <w:noProof/>
           <w:sz w:val="26"/>
           <w:szCs w:val="26"/>
         </w:rPr>
@@ -789,6 +796,7 @@
       <w:r>
         <w:rPr>
           <w:rFonts w:ascii="Times New Roman" w:hAnsi="Times New Roman" w:cs="Times New Roman"/>
+          <w:noProof/>
           <w:sz w:val="26"/>
           <w:szCs w:val="26"/>
         </w:rPr>
@@ -841,6 +849,7 @@
       <w:r>
         <w:rPr>
           <w:rFonts w:ascii="Times New Roman" w:hAnsi="Times New Roman" w:cs="Times New Roman"/>
+          <w:noProof/>
           <w:sz w:val="26"/>
           <w:szCs w:val="26"/>
         </w:rPr>
@@ -914,6 +923,7 @@
       <w:r>
         <w:rPr>
           <w:rFonts w:ascii="Times New Roman" w:hAnsi="Times New Roman" w:cs="Times New Roman"/>
+          <w:noProof/>
           <w:sz w:val="26"/>
           <w:szCs w:val="26"/>
         </w:rPr>
@@ -987,6 +997,7 @@
       <w:r>
         <w:rPr>
           <w:rFonts w:ascii="Times New Roman" w:hAnsi="Times New Roman" w:cs="Times New Roman"/>
+          <w:noProof/>
           <w:sz w:val="26"/>
           <w:szCs w:val="26"/>
         </w:rPr>
@@ -1060,6 +1071,7 @@
       <w:r>
         <w:rPr>
           <w:rFonts w:ascii="Times New Roman" w:hAnsi="Times New Roman" w:cs="Times New Roman"/>
+          <w:noProof/>
           <w:sz w:val="26"/>
           <w:szCs w:val="26"/>
         </w:rPr>
@@ -1133,6 +1145,7 @@
       <w:r>
         <w:rPr>
           <w:rFonts w:ascii="Times New Roman" w:hAnsi="Times New Roman" w:cs="Times New Roman"/>
+          <w:noProof/>
           <w:sz w:val="26"/>
           <w:szCs w:val="26"/>
         </w:rPr>
@@ -1206,6 +1219,7 @@
       <w:r>
         <w:rPr>
           <w:rFonts w:ascii="Times New Roman" w:hAnsi="Times New Roman" w:cs="Times New Roman"/>
+          <w:noProof/>
           <w:sz w:val="26"/>
           <w:szCs w:val="26"/>
         </w:rPr>
@@ -1258,6 +1272,7 @@
       <w:r>
         <w:rPr>
           <w:rFonts w:ascii="Times New Roman" w:hAnsi="Times New Roman" w:cs="Times New Roman"/>
+          <w:noProof/>
           <w:sz w:val="26"/>
           <w:szCs w:val="26"/>
         </w:rPr>
@@ -1331,6 +1346,7 @@
       <w:r>
         <w:rPr>
           <w:rFonts w:ascii="Times New Roman" w:hAnsi="Times New Roman" w:cs="Times New Roman"/>
+          <w:noProof/>
           <w:sz w:val="26"/>
           <w:szCs w:val="26"/>
         </w:rPr>
@@ -1404,6 +1420,7 @@
       <w:r>
         <w:rPr>
           <w:rFonts w:ascii="Times New Roman" w:hAnsi="Times New Roman" w:cs="Times New Roman"/>
+          <w:noProof/>
           <w:sz w:val="26"/>
           <w:szCs w:val="26"/>
         </w:rPr>
@@ -1477,6 +1494,7 @@
       <w:r>
         <w:rPr>
           <w:rFonts w:ascii="Times New Roman" w:hAnsi="Times New Roman" w:cs="Times New Roman"/>
+          <w:noProof/>
           <w:sz w:val="26"/>
           <w:szCs w:val="26"/>
         </w:rPr>
@@ -1550,6 +1568,7 @@
       <w:r>
         <w:rPr>
           <w:rFonts w:ascii="Times New Roman" w:hAnsi="Times New Roman" w:cs="Times New Roman"/>
+          <w:noProof/>
           <w:sz w:val="26"/>
           <w:szCs w:val="26"/>
         </w:rPr>
@@ -1623,6 +1642,7 @@
       <w:r>
         <w:rPr>
           <w:rFonts w:ascii="Times New Roman" w:hAnsi="Times New Roman" w:cs="Times New Roman"/>
+          <w:noProof/>
           <w:sz w:val="26"/>
           <w:szCs w:val="26"/>
         </w:rPr>
@@ -1696,6 +1716,7 @@
       <w:r>
         <w:rPr>
           <w:rFonts w:ascii="Times New Roman" w:hAnsi="Times New Roman" w:cs="Times New Roman"/>
+          <w:noProof/>
           <w:sz w:val="26"/>
           <w:szCs w:val="26"/>
         </w:rPr>

--- a/Exercise DB/HE190591-HungND.docx
+++ b/Exercise DB/HE190591-HungND.docx
@@ -210,9 +210,9 @@
           <w:szCs w:val="26"/>
         </w:rPr>
         <w:drawing>
-          <wp:inline distT="0" distB="0" distL="0" distR="0" wp14:anchorId="45CF48AA" wp14:editId="1C5286CB">
-            <wp:extent cx="5036820" cy="5396823"/>
-            <wp:effectExtent l="0" t="0" r="0" b="0"/>
+          <wp:inline distT="0" distB="0" distL="0" distR="0" wp14:anchorId="45CF48AA" wp14:editId="54B76DA8">
+            <wp:extent cx="4709160" cy="5045743"/>
+            <wp:effectExtent l="0" t="0" r="0" b="2540"/>
             <wp:docPr id="1667878658" name="Picture 1"/>
             <wp:cNvGraphicFramePr>
               <a:graphicFrameLocks xmlns:a="http://schemas.openxmlformats.org/drawingml/2006/main" noChangeAspect="1"/>
@@ -233,7 +233,7 @@
                   <pic:spPr>
                     <a:xfrm>
                       <a:off x="0" y="0"/>
-                      <a:ext cx="5049258" cy="5410150"/>
+                      <a:ext cx="4722844" cy="5060405"/>
                     </a:xfrm>
                     <a:prstGeom prst="rect">
                       <a:avLst/>
@@ -264,25 +264,25 @@
           <w:sz w:val="26"/>
           <w:szCs w:val="26"/>
         </w:rPr>
+        <w:t xml:space="preserve">Liệt kê sinh viên nữ. </w:t>
+      </w:r>
+    </w:p>
+    <w:p>
+      <w:pPr>
+        <w:rPr>
+          <w:rFonts w:ascii="Times New Roman" w:hAnsi="Times New Roman" w:cs="Times New Roman"/>
+          <w:sz w:val="26"/>
+          <w:szCs w:val="26"/>
+        </w:rPr>
+      </w:pPr>
+      <w:r>
+        <w:rPr>
+          <w:rFonts w:ascii="Times New Roman" w:hAnsi="Times New Roman" w:cs="Times New Roman"/>
+          <w:noProof/>
+          <w:sz w:val="26"/>
+          <w:szCs w:val="26"/>
+        </w:rPr>
         <w:lastRenderedPageBreak/>
-        <w:t xml:space="preserve">Liệt kê sinh viên nữ. </w:t>
-      </w:r>
-    </w:p>
-    <w:p>
-      <w:pPr>
-        <w:rPr>
-          <w:rFonts w:ascii="Times New Roman" w:hAnsi="Times New Roman" w:cs="Times New Roman"/>
-          <w:sz w:val="26"/>
-          <w:szCs w:val="26"/>
-        </w:rPr>
-      </w:pPr>
-      <w:r>
-        <w:rPr>
-          <w:rFonts w:ascii="Times New Roman" w:hAnsi="Times New Roman" w:cs="Times New Roman"/>
-          <w:noProof/>
-          <w:sz w:val="26"/>
-          <w:szCs w:val="26"/>
-        </w:rPr>
         <w:drawing>
           <wp:inline distT="0" distB="0" distL="0" distR="0" wp14:anchorId="2D6D6699" wp14:editId="7B2E857B">
             <wp:extent cx="5943600" cy="4355465"/>
